--- a/templates_TN_V1.0/thong_bao_phu_hieu_sap_het_han_template.docx
+++ b/templates_TN_V1.0/thong_bao_phu_hieu_sap_het_han_template.docx
@@ -47,13 +47,7 @@
               <w:rPr>
                 <w:sz w:val="26"/>
               </w:rPr>
-              <w:t xml:space="preserve">BẮC </w:t>
-            </w:r>
-            <w:r>
-              <w:rPr>
-                <w:sz w:val="26"/>
-              </w:rPr>
-              <w:t>NINH</w:t>
+              <w:t>{tinh_upper}</w:t>
             </w:r>
           </w:p>
           <w:p>
@@ -100,8 +94,8 @@
               </w:rPr>
               <w:t xml:space="preserve">CỘNG HÒA XÃ HỘI CHỦ NGHĨA VIỆT </w:t>
             </w:r>
-            <w:smartTag w:uri="urn:schemas-microsoft-com:office:smarttags" w:element="country-region">
-              <w:smartTag w:uri="urn:schemas-microsoft-com:office:smarttags" w:element="place">
+            <w:smartTag w:uri="urn:schemas-microsoft-com:office:smarttags" w:element="place">
+              <w:smartTag w:uri="urn:schemas-microsoft-com:office:smarttags" w:element="country-region">
                 <w:r>
                   <w:rPr>
                     <w:b/>
@@ -208,13 +202,7 @@
               <w:rPr>
                 <w:i/>
               </w:rPr>
-              <w:t xml:space="preserve">Bắc </w:t>
-            </w:r>
-            <w:r>
-              <w:rPr>
-                <w:i/>
-              </w:rPr>
-              <w:t>Ninh</w:t>
+              <w:t>{tinh}</w:t>
             </w:r>
             <w:r>
               <w:rPr>
@@ -420,13 +408,7 @@
         <w:t xml:space="preserve"> </w:t>
       </w:r>
       <w:r>
-        <w:t>B</w:t>
-      </w:r>
-      <w:r>
-        <w:t>ắc</w:t>
-      </w:r>
-      <w:r>
-        <w:t xml:space="preserve"> Ninh</w:t>
+        <w:t>{tinh}</w:t>
       </w:r>
       <w:r>
         <w:t xml:space="preserve"> </w:t>
@@ -473,34 +455,43 @@
         <w:t xml:space="preserve">Định kỳ 05 ngày làm việc cuối hằng tháng, Sở Xây dựng </w:t>
       </w:r>
       <w:r>
+        <w:t>{tinh}</w:t>
+      </w:r>
+      <w:r>
+        <w:t xml:space="preserve"> </w:t>
+      </w:r>
+      <w:r>
         <w:rPr>
           <w:spacing w:val="2"/>
         </w:rPr>
-        <w:t>Bắc Ninh</w:t>
+        <w:t xml:space="preserve">thông báo bằng văn bản danh sách các xe sẽ hết hạn phù hiệu của tháng tiếp theo và đăng tải thông tin trên Website có địa chỉ </w:t>
       </w:r>
       <w:r>
         <w:rPr>
           <w:spacing w:val="2"/>
         </w:rPr>
-        <w:t xml:space="preserve"> thông báo bằng văn bản danh sách các xe sẽ hết hạn phù hiệu của tháng tiếp theo và đăng tải thông tin trên Website có địa chỉ </w:t>
+        <w:t>https://sxd.</w:t>
       </w:r>
       <w:r>
         <w:rPr>
           <w:spacing w:val="2"/>
         </w:rPr>
-        <w:t>https://sxd.bacninh.gov.vn/</w:t>
+        <w:t>thainguyen</w:t>
       </w:r>
       <w:r>
         <w:rPr>
           <w:spacing w:val="2"/>
         </w:rPr>
-        <w:t xml:space="preserve"> và trên Trang Zalo Official Account “Sở Xây dựng tỉnh Bắc </w:t>
+        <w:t>.gov.vn/</w:t>
       </w:r>
       <w:r>
         <w:rPr>
           <w:spacing w:val="2"/>
         </w:rPr>
-        <w:t>Ninh</w:t>
+        <w:t xml:space="preserve"> và trên Trang Zalo Official Account “Sở Xây dựng tỉnh </w:t>
+      </w:r>
+      <w:r>
+        <w:t>{tinh}</w:t>
       </w:r>
       <w:r>
         <w:rPr>
@@ -550,13 +541,10 @@
         <w:t xml:space="preserve">Xây dựng </w:t>
       </w:r>
       <w:r>
-        <w:t>B</w:t>
-      </w:r>
-      <w:r>
-        <w:t>ắc</w:t>
-      </w:r>
-      <w:r>
-        <w:t xml:space="preserve"> Ninh </w:t>
+        <w:t>{tinh}</w:t>
+      </w:r>
+      <w:r>
+        <w:t xml:space="preserve"> </w:t>
       </w:r>
       <w:r>
         <w:t xml:space="preserve">thông báo nội dung trên đến các tổ chức, cá nhân để phối hợp quản lý, kiểm tra, giám sát./. </w:t>
@@ -633,198 +621,130 @@
                 <w:sz w:val="22"/>
                 <w:szCs w:val="22"/>
               </w:rPr>
-              <w:t xml:space="preserve">Xây dựng các tỉnh </w:t>
-            </w:r>
-            <w:proofErr w:type="gramStart"/>
+              <w:t>Xây dựng các tỉnh TP</w:t>
+            </w:r>
             <w:r>
               <w:rPr>
                 <w:sz w:val="22"/>
                 <w:szCs w:val="22"/>
               </w:rPr>
-              <w:t>TP</w:t>
-            </w:r>
-            <w:r>
+              <w:t>;</w:t>
+            </w:r>
+          </w:p>
+          <w:p>
+            <w:pPr>
+              <w:ind w:left="142" w:hanging="142"/>
               <w:rPr>
                 <w:sz w:val="22"/>
                 <w:szCs w:val="22"/>
               </w:rPr>
-              <w:t>;</w:t>
-            </w:r>
-            <w:proofErr w:type="gramEnd"/>
-          </w:p>
-          <w:p>
-            <w:pPr>
-              <w:ind w:left="142" w:hanging="142"/>
+            </w:pPr>
+            <w:r>
               <w:rPr>
                 <w:sz w:val="22"/>
                 <w:szCs w:val="22"/>
               </w:rPr>
-            </w:pPr>
-            <w:r>
+              <w:t xml:space="preserve">- Công an tỉnh;                           </w:t>
+            </w:r>
+          </w:p>
+          <w:p>
+            <w:pPr>
+              <w:ind w:left="142" w:hanging="142"/>
               <w:rPr>
                 <w:sz w:val="22"/>
                 <w:szCs w:val="22"/>
               </w:rPr>
-              <w:t xml:space="preserve">- Công an </w:t>
-            </w:r>
-            <w:proofErr w:type="gramStart"/>
+            </w:pPr>
             <w:r>
               <w:rPr>
                 <w:sz w:val="22"/>
                 <w:szCs w:val="22"/>
               </w:rPr>
-              <w:t>tỉnh;</w:t>
-            </w:r>
-            <w:proofErr w:type="gramEnd"/>
+              <w:t>- UBND các</w:t>
+            </w:r>
             <w:r>
               <w:rPr>
                 <w:sz w:val="22"/>
                 <w:szCs w:val="22"/>
               </w:rPr>
-              <w:t xml:space="preserve">                           </w:t>
-            </w:r>
-          </w:p>
-          <w:p>
-            <w:pPr>
-              <w:ind w:left="142" w:hanging="142"/>
+              <w:t xml:space="preserve"> </w:t>
+            </w:r>
+            <w:r>
               <w:rPr>
                 <w:sz w:val="22"/>
                 <w:szCs w:val="22"/>
               </w:rPr>
-            </w:pPr>
+              <w:t>xã, phường, thị trấn</w:t>
+            </w:r>
             <w:r>
               <w:rPr>
                 <w:sz w:val="22"/>
                 <w:szCs w:val="22"/>
               </w:rPr>
-              <w:t>- UBND các</w:t>
-            </w:r>
-            <w:r>
+              <w:t xml:space="preserve">  (p/h)</w:t>
+            </w:r>
+          </w:p>
+          <w:p>
+            <w:pPr>
+              <w:ind w:left="142" w:hanging="142"/>
               <w:rPr>
                 <w:sz w:val="22"/>
                 <w:szCs w:val="22"/>
               </w:rPr>
-              <w:t xml:space="preserve"> </w:t>
-            </w:r>
+            </w:pPr>
             <w:r>
               <w:rPr>
                 <w:sz w:val="22"/>
                 <w:szCs w:val="22"/>
               </w:rPr>
-              <w:t xml:space="preserve">xã, phường, thị </w:t>
-            </w:r>
-            <w:proofErr w:type="gramStart"/>
+              <w:t xml:space="preserve"> </w:t>
+            </w:r>
             <w:r>
               <w:rPr>
                 <w:sz w:val="22"/>
                 <w:szCs w:val="22"/>
               </w:rPr>
-              <w:t>trấn</w:t>
+              <w:t xml:space="preserve"> </w:t>
             </w:r>
             <w:r>
               <w:rPr>
                 <w:sz w:val="22"/>
                 <w:szCs w:val="22"/>
               </w:rPr>
-              <w:t xml:space="preserve">  (</w:t>
-            </w:r>
-            <w:proofErr w:type="gramEnd"/>
-            <w:r>
+              <w:t>nơi đơn vị vận tải đặt trụ sở;</w:t>
+            </w:r>
+          </w:p>
+          <w:p>
+            <w:pPr>
+              <w:ind w:left="142" w:hanging="142"/>
               <w:rPr>
                 <w:sz w:val="22"/>
                 <w:szCs w:val="22"/>
               </w:rPr>
-              <w:t>p/h)</w:t>
-            </w:r>
-          </w:p>
-          <w:p>
-            <w:pPr>
-              <w:ind w:left="142" w:hanging="142"/>
+            </w:pPr>
+            <w:r>
               <w:rPr>
                 <w:sz w:val="22"/>
                 <w:szCs w:val="22"/>
               </w:rPr>
-            </w:pPr>
-            <w:r>
+              <w:t>- Giám đốc Sở (b/c);</w:t>
+            </w:r>
+          </w:p>
+          <w:p>
+            <w:pPr>
+              <w:ind w:left="142" w:hanging="142"/>
               <w:rPr>
                 <w:sz w:val="22"/>
                 <w:szCs w:val="22"/>
               </w:rPr>
-              <w:t xml:space="preserve"> </w:t>
-            </w:r>
+            </w:pPr>
             <w:r>
               <w:rPr>
                 <w:sz w:val="22"/>
                 <w:szCs w:val="22"/>
               </w:rPr>
-              <w:t xml:space="preserve"> </w:t>
-            </w:r>
-            <w:r>
-              <w:rPr>
-                <w:sz w:val="22"/>
-                <w:szCs w:val="22"/>
-              </w:rPr>
-              <w:t xml:space="preserve">nơi đơn vị vận tải đặt trụ </w:t>
-            </w:r>
-            <w:proofErr w:type="gramStart"/>
-            <w:r>
-              <w:rPr>
-                <w:sz w:val="22"/>
-                <w:szCs w:val="22"/>
-              </w:rPr>
-              <w:t>sở;</w:t>
-            </w:r>
-            <w:proofErr w:type="gramEnd"/>
-          </w:p>
-          <w:p>
-            <w:pPr>
-              <w:ind w:left="142" w:hanging="142"/>
-              <w:rPr>
-                <w:sz w:val="22"/>
-                <w:szCs w:val="22"/>
-              </w:rPr>
-            </w:pPr>
-            <w:r>
-              <w:rPr>
-                <w:sz w:val="22"/>
-                <w:szCs w:val="22"/>
-              </w:rPr>
-              <w:t>- Giám đốc Sở (b/c</w:t>
-            </w:r>
-            <w:proofErr w:type="gramStart"/>
-            <w:r>
-              <w:rPr>
-                <w:sz w:val="22"/>
-                <w:szCs w:val="22"/>
-              </w:rPr>
-              <w:t>);</w:t>
-            </w:r>
-            <w:proofErr w:type="gramEnd"/>
-          </w:p>
-          <w:p>
-            <w:pPr>
-              <w:ind w:left="142" w:hanging="142"/>
-              <w:rPr>
-                <w:sz w:val="22"/>
-                <w:szCs w:val="22"/>
-              </w:rPr>
-            </w:pPr>
-            <w:r>
-              <w:rPr>
-                <w:sz w:val="22"/>
-                <w:szCs w:val="22"/>
-              </w:rPr>
-              <w:t xml:space="preserve">- Các đơn vị vận </w:t>
-            </w:r>
-            <w:proofErr w:type="gramStart"/>
-            <w:r>
-              <w:rPr>
-                <w:sz w:val="22"/>
-                <w:szCs w:val="22"/>
-              </w:rPr>
-              <w:t>tải;</w:t>
-            </w:r>
-            <w:proofErr w:type="gramEnd"/>
+              <w:t>- Các đơn vị vận tải;</w:t>
+            </w:r>
           </w:p>
           <w:p>
             <w:pPr>
@@ -950,7 +870,7 @@
               <w:rPr>
                 <w:b/>
               </w:rPr>
-              <w:t xml:space="preserve">{nguoi_ky}</w:t>
+              <w:t>{nguoi_ky}</w:t>
             </w:r>
           </w:p>
         </w:tc>
@@ -1264,43 +1184,7 @@
                 <w:bCs/>
                 <w:color w:val="000000"/>
               </w:rPr>
-              <w:t>{#nhom_</w:t>
-            </w:r>
-            <w:proofErr w:type="gramStart"/>
-            <w:r>
-              <w:rPr>
-                <w:b/>
-                <w:bCs/>
-                <w:color w:val="000000"/>
-              </w:rPr>
-              <w:t>list}{</w:t>
-            </w:r>
-            <w:proofErr w:type="gramEnd"/>
-            <w:r>
-              <w:rPr>
-                <w:b/>
-                <w:bCs/>
-                <w:color w:val="000000"/>
-              </w:rPr>
-              <w:t>stt_nhom}. {ten_don_vi</w:t>
-            </w:r>
-            <w:proofErr w:type="gramStart"/>
-            <w:r>
-              <w:rPr>
-                <w:b/>
-                <w:bCs/>
-                <w:color w:val="000000"/>
-              </w:rPr>
-              <w:t>}  (</w:t>
-            </w:r>
-            <w:proofErr w:type="gramEnd"/>
-            <w:r>
-              <w:rPr>
-                <w:b/>
-                <w:bCs/>
-                <w:color w:val="000000"/>
-              </w:rPr>
-              <w:t>Địa chỉ: {dia_chi})</w:t>
+              <w:t>{#nhom_list}{stt_nhom}. {ten_don_vi}  (Địa chỉ: {dia_chi})</w:t>
             </w:r>
           </w:p>
         </w:tc>
@@ -1328,21 +1212,7 @@
               <w:rPr>
                 <w:color w:val="000000"/>
               </w:rPr>
-              <w:t>{#xe_</w:t>
-            </w:r>
-            <w:proofErr w:type="gramStart"/>
-            <w:r>
-              <w:rPr>
-                <w:color w:val="000000"/>
-              </w:rPr>
-              <w:t>list}{</w:t>
-            </w:r>
-            <w:proofErr w:type="gramEnd"/>
-            <w:r>
-              <w:rPr>
-                <w:color w:val="000000"/>
-              </w:rPr>
-              <w:t>stt}</w:t>
+              <w:t>{#xe_list}{stt}</w:t>
             </w:r>
           </w:p>
         </w:tc>
@@ -1463,35 +1333,7 @@
               <w:rPr>
                 <w:color w:val="000000"/>
               </w:rPr>
-              <w:t>{ngay_het_</w:t>
-            </w:r>
-            <w:proofErr w:type="gramStart"/>
-            <w:r>
-              <w:rPr>
-                <w:color w:val="000000"/>
-              </w:rPr>
-              <w:t>han}{</w:t>
-            </w:r>
-            <w:proofErr w:type="gramEnd"/>
-            <w:r>
-              <w:rPr>
-                <w:color w:val="000000"/>
-              </w:rPr>
-              <w:t>/xe_</w:t>
-            </w:r>
-            <w:proofErr w:type="gramStart"/>
-            <w:r>
-              <w:rPr>
-                <w:color w:val="000000"/>
-              </w:rPr>
-              <w:t>list}{</w:t>
-            </w:r>
-            <w:proofErr w:type="gramEnd"/>
-            <w:r>
-              <w:rPr>
-                <w:color w:val="000000"/>
-              </w:rPr>
-              <w:t>/nhom_list}</w:t>
+              <w:t>{ngay_het_han}{/xe_list}{/nhom_list}</w:t>
             </w:r>
           </w:p>
         </w:tc>
@@ -2462,6 +2304,17 @@
       <w:u w:val="single"/>
     </w:rPr>
   </w:style>
+  <w:style w:type="character" w:styleId="UnresolvedMention">
+    <w:name w:val="Unresolved Mention"/>
+    <w:uiPriority w:val="99"/>
+    <w:semiHidden/>
+    <w:unhideWhenUsed/>
+    <w:rsid w:val="0046200D"/>
+    <w:rPr>
+      <w:color w:val="605E5C"/>
+      <w:shd w:val="clear" w:color="auto" w:fill="E1DFDD"/>
+    </w:rPr>
+  </w:style>
 </w:styles>
 </file>
 
